--- a/src/content/bios/Saouma-E 2013.docx
+++ b/src/content/bios/Saouma-E 2013.docx
@@ -1491,7 +1491,7 @@
             <w:szCs w:val="24"/>
             <w:u w:val="none"/>
           </w:rPr>
-          <w:t>www.fao.org/audiocatalogue/index.jsp? lang=</w:t>
+          <w:t>www.fao.org/audiocatalogue/index.jsp?lang=</w:t>
         </w:r>
         <w:proofErr w:type="spellStart"/>
         <w:r>
